--- a/reli-kirche-und-staat/word/Unterrichtseinheit-Kirche-und-Staat.docx
+++ b/reli-kirche-und-staat/word/Unterrichtseinheit-Kirche-und-Staat.docx
@@ -2361,7 +2361,7 @@
           <w:b w:val="0"/>
           <w:i w:val="0"/>
         </w:rPr>
-        <w:t>„Ich höre gerade viermal dasselbe Wort: Kirche. Sie haben recht — in jedem dieser Bilder steckt Kirche. Aber schauen Sie noch einmal genau hin: In keinem einzigen dieser Bilder ist eine Kirche zu sehen. Kein Kirchturm, kein Altar, kein Gottesdienst. Das hier ist eine Lohnabrechnung, das ein Rettungswagen, das ein Stundenplan, das eine Vereidigung im Bundestag. Das sind lauter staatliche Angelegenheiten. Und trotzdem ist Kirche darin. Wie kommt sie da hinein?“</w:t>
+        <w:t>„Ich höre gerade viermal dasselbe Wort: Kirche. Ihr habt recht — in jedem dieser Bilder steckt Kirche. Aber schaut noch einmal genau hin: In keinem einzigen dieser Bilder ist eine Kirche zu sehen. Kein Kirchturm, kein Altar, kein Gottesdienst. Das hier ist eine Lohnabrechnung, das ein Rettungswagen, das ein Stundenplan, das eine Vereidigung im Bundestag. Das sind lauter staatliche Angelegenheiten. Und trotzdem ist Kirche darin. Wie kommt sie da hinein?“</w:t>
       </w:r>
     </w:p>
     <w:p>
@@ -2495,7 +2495,7 @@
           <w:b w:val="0"/>
           <w:i w:val="0"/>
         </w:rPr>
-        <w:t>„Diese Frage kann ich Ihnen nicht beantworten, ohne dass Sie wissen, worüber wir eigentlich reden. Also machen wir es umgekehrt: Sie recherchieren jetzt selbst. Jede Gruppe bekommt einen dieser Berührungspunkte und wird für zwanzig Minuten die einzige Person im Raum, die sich damit auskennt. Danach müssen Sie es den anderen erklären — und die anderen können es nirgends nachlesen. Nur bei Ihnen.“</w:t>
+        <w:t>„Diese Frage kann ich euch nicht beantworten, ohne dass ihr wisst, worüber wir eigentlich reden. Also machen wir es umgekehrt: Ihr recherchiert jetzt selbst. Jede Gruppe bekommt einen dieser Berührungspunkte und wird für zwanzig Minuten die einzige Person im Raum, die sich damit auskennt. Danach müsst ihr es den anderen erklären — und die anderen können es nirgends nachlesen. Nur bei euch.“</w:t>
       </w:r>
     </w:p>
     <w:p>
@@ -2798,7 +2798,7 @@
           <w:b w:val="0"/>
           <w:i w:val="0"/>
         </w:rPr>
-        <w:t xml:space="preserve"> ist das anspruchsvollste. Gruppen, die dort feststecken, mit einer Gegenfrage anschieben statt mit einer Antwort: „Stellen Sie sich vor, jemand ist aus der Kirche ausgetreten. Was stört diese Person an Ihrem Thema?“</w:t>
+        <w:t xml:space="preserve"> ist das anspruchsvollste. Gruppen, die dort feststecken, mit einer Gegenfrage anschieben statt mit einer Antwort: „Stellt euch vor, jemand ist aus der Kirche ausgetreten. Was stört diese Person an eurem Thema?“</w:t>
       </w:r>
     </w:p>
     <w:p>
@@ -2836,7 +2836,7 @@
           <w:b w:val="0"/>
           <w:i w:val="0"/>
         </w:rPr>
-        <w:t>„Zeit ist um. Ab jetzt gilt: Ihr Blatt bleibt liegen, Sie nehmen nur Ihren Kopf mit. Ich mische die Gruppen neu, so dass in jeder neuen Gruppe genau ein Experte für jedes Thema sitzt. Sie haben dann viereinhalb Minuten pro Thema. Wenn Ihre Zuhörer am Ende Ihr Feld ‚Streitpunkt‘ nicht ausfüllen können, haben Sie schlecht erklärt — nicht die anderen schlecht zugehört.“</w:t>
+        <w:t>„Zeit ist um. Ab jetzt gilt: Euer Blatt bleibt liegen, ihr nehmt nur euren Kopf mit. Ich mische die Gruppen neu, so dass in jeder neuen Gruppe genau ein Experte für jedes Thema sitzt. Ihr habt dann viereinhalb Minuten pro Thema. Wenn eure Zuhörer am Ende euer Feld ‚Streitpunkt‘ nicht ausfüllen können, habt ihr schlecht erklärt — nicht die anderen schlecht zugehört.“</w:t>
       </w:r>
     </w:p>
     <w:p>
@@ -2941,7 +2941,7 @@
           <w:b w:val="0"/>
           <w:i w:val="0"/>
         </w:rPr>
-        <w:t>„Sie wissen jetzt, wie es ist. Die spannendere Frage ist, ob es so bleiben soll. Stehen Sie bitte auf und schieben Sie die Stühle an die Tische. Ich lese Ihnen gleich vier Sätze vor. Zu jedem Satz stellen Sie sich in die Ecke, die zu Ihrer Meinung passt. Und ich sage es vorweg: Die Ecke, in der die Mehrheit steht, ist nicht automatisch die richtige.“</w:t>
+        <w:t>„Ihr wisst jetzt, wie es ist. Die spannendere Frage ist, ob es so bleiben soll. Steht bitte auf und schiebt die Stühle an die Tische. Ich lese euch gleich vier Sätze vor. Zu jedem Satz stellt ihr euch in die Ecke, die zu eurer Meinung passt. Und ich sage es vorweg: Die Ecke, in der die Mehrheit steht, ist nicht automatisch die richtige.“</w:t>
       </w:r>
     </w:p>
     <w:p>
@@ -3015,7 +3015,7 @@
           <w:b w:val="0"/>
           <w:i/>
         </w:rPr>
-        <w:t>„Wer hat ein Argument gehört, das ihn ins Wanken bringt? Wechseln Sie die Ecke — das ist hier ausdrücklich erlaubt und kein Zeichen von Schwäche.“</w:t>
+        <w:t>„Wer hat ein Argument gehört, das ihn ins Wanken bringt? Wechselt die Ecke — das ist hier ausdrücklich erlaubt und kein Zeichen von Schwäche.“</w:t>
       </w:r>
     </w:p>
     <w:p>
@@ -3124,7 +3124,7 @@
           <w:b w:val="0"/>
           <w:i w:val="0"/>
         </w:rPr>
-        <w:t>„Wir haben heute über Kirchensteuer und Militärseelsorge gestritten, und ehrlich gesagt: Das sind Luxusprobleme. Ich zeige Ihnen zum Schluss ein einziges Bild.“</w:t>
+        <w:t>„Wir haben heute über Kirchensteuer und Militärseelsorge gestritten, und ehrlich gesagt: Das sind Luxusprobleme. Ich zeige euch zum Schluss ein einziges Bild.“</w:t>
       </w:r>
     </w:p>
     <w:p>
@@ -3148,7 +3148,7 @@
           <w:b w:val="0"/>
           <w:i w:val="0"/>
         </w:rPr>
-        <w:t>„Das ist eine evangelische Kirche in Deutschland. Das Bild ist ungefähr neunzig Jahre alt. Damals war die Nähe zwischen Kirche und Staat so eng wie nie — und für manche Menschen wurde sie lebensgefährlich. Nächste Stunde fangen wir genau hier an. Und die Frage, die Sie mitnehmen, ist nicht ‚Wie konnten die nur?‘, sondern: ‚Was hätte ich in diesem Raum gemacht?‘“</w:t>
+        <w:t>„Das ist eine evangelische Kirche in Deutschland. Das Bild ist ungefähr neunzig Jahre alt. Damals war die Nähe zwischen Kirche und Staat so eng wie nie — und für manche Menschen wurde sie lebensgefährlich. Nächste Stunde fangen wir genau hier an. Und die Frage, die ihr mitnehmt, ist nicht ‚Wie konnten die nur?‘, sondern: ‚Was hätte ich in diesem Raum gemacht?‘“</w:t>
       </w:r>
     </w:p>
     <w:p>
@@ -3184,7 +3184,7 @@
           <w:b w:val="0"/>
           <w:i w:val="0"/>
         </w:rPr>
-        <w:t xml:space="preserve">Fragen Sie eine erwachsene Person in Ihrem Umfeld: </w:t>
+        <w:t xml:space="preserve">Frag eine erwachsene Person in deinem Umfeld: </w:t>
       </w:r>
       <w:r>
         <w:rPr>
@@ -3198,7 +3198,7 @@
           <w:b w:val="0"/>
           <w:i w:val="0"/>
         </w:rPr>
-        <w:t xml:space="preserve"> Notieren Sie die Antwort in zwei Sätzen. Kein Name nötig, nur die Begründung. Wir sammeln in DS 6 anonym.</w:t>
+        <w:t xml:space="preserve"> Notiere die Antwort in zwei Sätzen. Kein Name nötig, nur die Begründung. Wir sammeln in DS 6 anonym.</w:t>
       </w:r>
     </w:p>
     <w:p>
@@ -4795,14 +4795,14 @@
           <w:b w:val="0"/>
           <w:i w:val="0"/>
         </w:rPr>
-        <w:t xml:space="preserve"> Notieren Sie fünf Dinge, die Sie auf dem Bild </w:t>
+        <w:t xml:space="preserve"> Notiere fünf Dinge, die du auf dem Bild </w:t>
       </w:r>
       <w:r>
         <w:rPr>
           <w:b w:val="0"/>
           <w:i/>
         </w:rPr>
-        <w:t>tatsächlich sehen</w:t>
+        <w:t>tatsächlich siehst</w:t>
       </w:r>
       <w:r>
         <w:rPr>
@@ -4833,7 +4833,7 @@
           <w:b w:val="0"/>
           <w:i w:val="0"/>
         </w:rPr>
-        <w:t xml:space="preserve"> Notieren Sie eine Sache, die Sie in einer Kirche erwarten würden und die hier </w:t>
+        <w:t xml:space="preserve"> Notiere eine Sache, die du in einer Kirche erwarten würdest und die hier </w:t>
       </w:r>
       <w:r>
         <w:rPr>
@@ -4871,7 +4871,7 @@
           <w:b w:val="0"/>
           <w:i w:val="0"/>
         </w:rPr>
-        <w:t xml:space="preserve"> Formulieren Sie die eine Frage, die Sie den Menschen auf diesem Bild stellen würden.</w:t>
+        <w:t xml:space="preserve"> Formuliere die eine Frage, die du den Menschen auf diesem Bild stellen würdest.</w:t>
       </w:r>
     </w:p>
     <w:p>
@@ -4909,7 +4909,7 @@
           <w:b w:val="0"/>
           <w:i w:val="0"/>
         </w:rPr>
-        <w:t xml:space="preserve">„Die meisten Ihrer Fragen laufen auf dasselbe hinaus: </w:t>
+        <w:t xml:space="preserve">„Die meisten eurer Fragen laufen auf dasselbe hinaus: </w:t>
       </w:r>
       <w:r>
         <w:rPr>
@@ -4923,7 +4923,7 @@
           <w:b w:val="0"/>
           <w:i w:val="0"/>
         </w:rPr>
-        <w:t xml:space="preserve"> Ich möchte Ihnen diese Frage heute wegnehmen. Sie ist nämlich bequem. Sie stellt uns auf die richtige Seite, bevor wir irgendetwas verstanden haben. Die schwierigere Frage lautet: </w:t>
+        <w:t xml:space="preserve"> Ich möchte euch diese Frage heute wegnehmen. Sie ist nämlich bequem. Sie stellt uns auf die richtige Seite, bevor wir irgendetwas verstanden haben. Die schwierigere Frage lautet: </w:t>
       </w:r>
       <w:r>
         <w:rPr>
@@ -4937,7 +4937,7 @@
           <w:b w:val="0"/>
           <w:i w:val="0"/>
         </w:rPr>
-        <w:t xml:space="preserve"> Denn das hier sind keine Verbrecher. Das sind Leute wie die Familie, bei der Sie das Kirchensteuer-Interview gemacht haben. Um das zu verstehen, brauchen Sie acht Minuten Vorgeschichte.“</w:t>
+        <w:t xml:space="preserve"> Denn das hier sind keine Verbrecher. Das sind Leute wie die Familie, bei der ihr das Kirchensteuer-Interview gemacht habt. Um das zu verstehen, braucht ihr acht Minuten Vorgeschichte.“</w:t>
       </w:r>
     </w:p>
     <w:p>
@@ -5042,7 +5042,7 @@
           <w:b w:val="0"/>
           <w:i w:val="0"/>
         </w:rPr>
-        <w:t>„So weit die Rahmendaten. Jetzt kommt der interessante Teil: die Stimmen. Sie bekommen gleich Originaltexte aus genau diesen Monaten. Manche davon sind schwer auszuhalten. Ich möchte trotzdem, dass Sie sie nicht sofort verurteilen, sondern zuerst sezieren — so wie ein Arzt einen Befund liest, bevor er ein Urteil fällt. Deshalb heißt die Methode auch Quellen-Autopsie.“</w:t>
+        <w:t>„So weit die Rahmendaten. Jetzt kommt der interessante Teil: die Stimmen. Ihr bekommt gleich Originaltexte aus genau diesen Monaten. Manche davon sind schwer auszuhalten. Ich möchte trotzdem, dass ihr sie nicht sofort verurteilt, sondern zuerst sezieren — so wie ein Arzt einen Befund liest, bevor er ein Urteil fällt. Deshalb heißt die Methode auch Quellen-Autopsie.“</w:t>
       </w:r>
     </w:p>
     <w:p>
@@ -5181,7 +5181,7 @@
           <w:b w:val="0"/>
           <w:i w:val="0"/>
         </w:rPr>
-        <w:t xml:space="preserve"> Unterstreichen Sie im Text die stärkste Forderung.</w:t>
+        <w:t xml:space="preserve"> Unterstreicht im Text die stärkste Forderung.</w:t>
       </w:r>
     </w:p>
     <w:p>
@@ -5205,7 +5205,7 @@
           <w:b w:val="0"/>
           <w:i w:val="0"/>
         </w:rPr>
-        <w:t xml:space="preserve"> Achten Sie besonders darauf, ob religiöse Sprache benutzt wird, um etwas Politisches zu fordern.</w:t>
+        <w:t xml:space="preserve"> Achtet besonders darauf, ob religiöse Sprache benutzt wird, um etwas Politisches zu fordern.</w:t>
       </w:r>
     </w:p>
     <w:p>
@@ -5229,7 +5229,7 @@
           <w:b w:val="0"/>
           <w:i w:val="0"/>
         </w:rPr>
-        <w:t xml:space="preserve"> Beschreiben Sie eine konkrete Person, für die dieser Text unmittelbar gefährlich wird.</w:t>
+        <w:t xml:space="preserve"> Beschreibt eine konkrete Person, für die dieser Text unmittelbar gefährlich wird.</w:t>
       </w:r>
     </w:p>
     <w:p>
@@ -5246,7 +5246,7 @@
           <w:b w:val="0"/>
           <w:i w:val="0"/>
         </w:rPr>
-        <w:t xml:space="preserve">Schreiben Sie Ihre Quelle in </w:t>
+        <w:t xml:space="preserve">Schreibt eure Quelle in </w:t>
       </w:r>
       <w:r>
         <w:rPr>
@@ -5305,7 +5305,7 @@
           <w:b w:val="0"/>
           <w:i/>
         </w:rPr>
-        <w:t>„Zwei dieser Texte sind judenfeindlich. Ich gebe sie Ihnen nicht, weil sie eine Meinung unter vielen wären, sondern weil man nicht verstehen kann, was hier passiert ist, ohne zu sehen, wie normal diese Sätze damals klangen. Wenn Ihnen ein Satz zu nahe geht, sagen Sie es mir.“</w:t>
+        <w:t>„Zwei dieser Texte sind judenfeindlich. Ich gebe sie euch nicht, weil sie eine Meinung unter vielen wären, sondern weil man nicht verstehen kann, was hier passiert ist, ohne zu sehen, wie normal diese Sätze damals klangen. Wenn euch ein Satz zu nahe geht, sagt es mir.“</w:t>
       </w:r>
       <w:r>
         <w:rPr>
@@ -5350,7 +5350,7 @@
           <w:b w:val="0"/>
           <w:i w:val="0"/>
         </w:rPr>
-        <w:t>„Hängen Sie Ihre Sätze an die Leine, in der Reihenfolge, in der ich Sie aufrufe. — Schauen Sie sich das jetzt bitte als Ganzes an. Was da hängt, ist keine Randgruppe. Das ist die Mehrheit einer Kirche innerhalb von zehn Monaten. Und jetzt stellen wir uns die Gemeinde vor, in der diese Sätze gesagt wurden.“</w:t>
+        <w:t>„Hängt eure Sätze an die Leine, in der Reihenfolge, in der ich euch aufrufe. — Schaut euch das jetzt bitte als Ganzes an. Was da hängt, ist keine Randgruppe. Das ist die Mehrheit einer Kirche innerhalb von zehn Monaten. Und jetzt stellen wir uns die Gemeinde vor, in der diese Sätze gesagt wurden.“</w:t>
       </w:r>
     </w:p>
     <w:p>
@@ -5589,7 +5589,7 @@
           <w:b w:val="0"/>
           <w:i w:val="0"/>
         </w:rPr>
-        <w:t>„Eine Sache lässt mich nicht los. Die Menschen, die 1933 gejubelt haben, waren keine schlechten Christen in ihren eigenen Augen. Sie hatten einen Bibelvers dafür. Und die, die widersprochen haben, hatten auch einen. Ich zeige Ihnen beide — und Sie werden sehen, warum dieser Streit nicht mit ‚die eine Seite kannte die Bibel nicht‘ zu erklären ist.“</w:t>
+        <w:t>„Eine Sache lässt mich nicht los. Die Menschen, die 1933 gejubelt haben, waren keine schlechten Christen in ihren eigenen Augen. Sie hatten einen Bibelvers dafür. Und die, die widersprochen haben, hatten auch einen. Ich zeige euch beide — und ihr werdet sehen, warum dieser Streit nicht mit ‚die eine Seite kannte die Bibel nicht‘ zu erklären ist.“</w:t>
       </w:r>
     </w:p>
     <w:p>
@@ -5690,7 +5690,7 @@
           <w:b w:val="0"/>
           <w:i w:val="0"/>
         </w:rPr>
-        <w:t xml:space="preserve">Formulieren Sie jeden Vers als </w:t>
+        <w:t xml:space="preserve">Formuliert jeden Vers als </w:t>
       </w:r>
       <w:r>
         <w:rPr>
@@ -5721,7 +5721,7 @@
           <w:b w:val="0"/>
           <w:i w:val="0"/>
         </w:rPr>
-        <w:t>Suchen Sie zu jedem Vers eine Person aus dem Standbild von vorhin, die sich darauf berufen könnte.</w:t>
+        <w:t>Sucht zu jedem Vers eine Person aus dem Standbild von vorhin, die sich darauf berufen könnte.</w:t>
       </w:r>
     </w:p>
     <w:p>
@@ -5738,7 +5738,7 @@
           <w:b w:val="0"/>
           <w:i w:val="0"/>
         </w:rPr>
-        <w:t xml:space="preserve">Beantworten Sie schriftlich: </w:t>
+        <w:t xml:space="preserve">Beantwortet schriftlich: </w:t>
       </w:r>
       <w:r>
         <w:rPr>
@@ -5868,7 +5868,7 @@
           <w:b w:val="0"/>
           <w:i w:val="0"/>
         </w:rPr>
-        <w:t>„Ich lasse Sie heute mit einem einzigen Satz gehen. Er wurde im Mai 1934 aufgeschrieben, von einer Handvoll Theologen, die es nicht mehr aushielten. Der Satz klingt harmlos:“</w:t>
+        <w:t>„Ich lasse euch heute mit einem einzigen Satz gehen. Er wurde im Mai 1934 aufgeschrieben, von einer Handvoll Theologen, die es nicht mehr aushielten. Der Satz klingt harmlos:“</w:t>
       </w:r>
     </w:p>
     <w:p>
@@ -5920,7 +5920,7 @@
           <w:b w:val="0"/>
           <w:i w:val="0"/>
         </w:rPr>
-        <w:t xml:space="preserve"> Wort. Nicht: eines von mehreren. Überlegen Sie bis nächste Woche, wem dieser Satz wehtut. Denn dreizehn Tage später haben acht evangelische Theologen — sechs davon aus Franken, zwei Professoren — eine Gegenschrift veröffentlicht. Nächste Stunde lassen wir die beiden Seiten aufeinandertreffen. Und Sie sitzen nicht im Publikum. Sie sind die beiden Seiten.“</w:t>
+        <w:t xml:space="preserve"> Wort. Nicht: eines von mehreren. Überlegt bis nächste Woche, wem dieser Satz wehtut. Denn dreizehn Tage später haben acht evangelische Theologen — sechs davon aus Franken, zwei Professoren — eine Gegenschrift veröffentlicht. Nächste Stunde lassen wir die beiden Seiten aufeinandertreffen. Und ihr sitzt nicht im Publikum. Ihr seid die beiden Seiten.“</w:t>
       </w:r>
     </w:p>
     <w:p>
@@ -7152,7 +7152,7 @@
           <w:b w:val="0"/>
           <w:i w:val="0"/>
         </w:rPr>
-        <w:t>Welcher der beiden Texte wurde von Christen geschrieben, die gegen den Nationalsozialismus waren? Zeigen Sie mit dem Finger: links oder rechts.</w:t>
+        <w:t>Welcher der beiden Texte wurde von Christen geschrieben, die gegen den Nationalsozialismus waren? Zeigt mit dem Finger: links oder rechts.</w:t>
       </w:r>
     </w:p>
     <w:p>
@@ -7169,7 +7169,7 @@
           <w:b w:val="0"/>
           <w:i w:val="0"/>
         </w:rPr>
-        <w:t>Woran haben Sie das festgemacht? Ein Wort genügt.</w:t>
+        <w:t>Woran habt ihr das festgemacht? Ein Wort genügt.</w:t>
       </w:r>
     </w:p>
     <w:p>
@@ -7207,7 +7207,7 @@
           <w:b w:val="0"/>
           <w:i w:val="0"/>
         </w:rPr>
-        <w:t xml:space="preserve">„Sie haben richtig getippt. Und jetzt die unangenehme Information: </w:t>
+        <w:t xml:space="preserve">„Ihr habt richtig getippt. Und jetzt die unangenehme Information: </w:t>
       </w:r>
       <w:r>
         <w:rPr>
@@ -7235,7 +7235,7 @@
           <w:b w:val="0"/>
           <w:i w:val="0"/>
         </w:rPr>
-        <w:t xml:space="preserve"> sind von evangelischen Theologen. Zwischen ihnen liegen dreizehn Tage. Text A ist die Barmer Theologische Erklärung, Ende Mai in Wuppertal beschlossen. Text B ist der Ansbacher Ratschlag, am 11. Juni veröffentlicht — von acht Theologen, sechs davon fränkische Pfarrer, dazu zwei Professoren aus Erlangen. Das ist keine ferne Geschichte. Das ist hier passiert, eine Autostunde von diesem Klassenzimmer entfernt. Heute holen wir diesen Streit ins Klassenzimmer — und Sie führen ihn.“</w:t>
+        <w:t xml:space="preserve"> sind von evangelischen Theologen. Zwischen ihnen liegen dreizehn Tage. Text A ist die Barmer Theologische Erklärung, Ende Mai in Wuppertal beschlossen. Text B ist der Ansbacher Ratschlag, am 11. Juni veröffentlicht — von acht Theologen, sechs davon fränkische Pfarrer, dazu zwei Professoren aus Erlangen. Das ist keine ferne Geschichte. Das ist hier passiert, eine Autostunde von diesem Klassenzimmer entfernt. Heute holen wir diesen Streit ins Klassenzimmer — und ihr führt ihn.“</w:t>
       </w:r>
     </w:p>
     <w:p>
@@ -7505,7 +7505,7 @@
           <w:b w:val="0"/>
           <w:i w:val="0"/>
         </w:rPr>
-        <w:t>„Stühle in den Halbkreis, in der Mitte fünf Plätze. Ab dem Moment, in dem Sie sich setzen, sind Sie nicht mehr Sie selbst. Ich siezee Sie mit Ihrem Rollennamen, und Sie antworten in der Rolle. Eine Regel, die ich streng nehme: Sie greifen Positionen an, nicht Personen. Und eine zweite: Wenn ich ‚Stopp‘ sage, frieren alle ein — dann will ich von den Beobachtern wissen, was gerade passiert ist.“</w:t>
+        <w:t>„Stühle in den Halbkreis, in der Mitte fünf Plätze. Ab dem Moment, in dem ihr euch hinsetzt, seid ihr nicht mehr ihr selbst. Ich rede euch mit eurem Rollennamen an und sieze euch — ihr antwortet in der Rolle. Eine Regel, die ich streng nehme: Ihr greift Positionen an, nicht Personen. Und eine zweite: Wenn ich ‚Stopp‘ sage, frieren alle ein — dann will ich von den Beobachtern wissen, was gerade passiert ist.“</w:t>
       </w:r>
     </w:p>
     <w:p>
@@ -7675,7 +7675,7 @@
           <w:b w:val="0"/>
           <w:i w:val="0"/>
         </w:rPr>
-        <w:t>„Danke. Bitte stehen Sie kurz auf, schütteln Sie sich einmal aus und setzen Sie sich auf einen anderen Platz. Damit sind die Rollen abgelegt — ab jetzt sind Sie wieder Sie selbst, und niemand wird für das verantwortlich gemacht, was seine Rolle gesagt hat. Ich fange bei den Beobachtern an.“</w:t>
+        <w:t>„Danke. Steht bitte kurz auf, schüttelt euch einmal aus und setzt euch auf einen anderen Platz. Damit sind die Rollen abgelegt — ab jetzt seid ihr wieder ihr selbst, und niemand wird für das verantwortlich gemacht, was seine Rolle gesagt hat. Ich fange bei den Beobachtern an.“</w:t>
       </w:r>
     </w:p>
     <w:p>
@@ -7728,7 +7728,7 @@
           <w:b w:val="0"/>
           <w:i w:val="0"/>
         </w:rPr>
-        <w:t>Reihenfolge einhalten: erst Beobachter (sachlich, mit Bogen), dann die Spielenden („Wie hat sich Ihre Rolle angefühlt?“), zuletzt das Plenum. Die historische Auflösung kommt zum Schluss: Barmen wurde zur Grundlage der Bekennenden Kirche; der Ansbacher Ratschlag blieb Minderheitenposition, aber er zeigt, dass die theologische Rechtfertigung des Regimes von angesehenen Professoren kam, nicht von Randfiguren.</w:t>
+        <w:t>Reihenfolge einhalten: erst Beobachter (sachlich, mit Bogen), dann die Spielenden („Wie hat sich eure Rolle angefühlt?“), zuletzt das Plenum. Die historische Auflösung kommt zum Schluss: Barmen wurde zur Grundlage der Bekennenden Kirche; der Ansbacher Ratschlag blieb Minderheitenposition, aber er zeigt, dass die theologische Rechtfertigung des Regimes von angesehenen Professoren kam, nicht von Randfiguren.</w:t>
       </w:r>
     </w:p>
     <w:p>
@@ -7766,7 +7766,7 @@
           <w:b w:val="0"/>
           <w:i w:val="0"/>
         </w:rPr>
-        <w:t>„Sie haben jetzt zweiundzwanzig Minuten lang über einen Text gestritten, den Sie noch gar nicht richtig gelesen haben. Das holen wir nach. Der Originaltext ist sperrig — Theologendeutsch von 1934. Ihre Aufgabe ist es, ihn so zu übersetzen, dass ihn eine Siebtklässlerin versteht. Das ist übrigens die härteste Prüfung für Verstehen, die ich kenne: Wer etwas nicht einfach sagen kann, hat es nicht verstanden.“</w:t>
+        <w:t>„Ihr habt jetzt zweiundzwanzig Minuten lang über einen Text gestritten, den ihr noch gar nicht richtig gelesen habt. Das holen wir nach. Der Originaltext ist sperrig — Theologendeutsch von 1934. Eure Aufgabe ist es, ihn so zu übersetzen, dass ihn eine Siebtklässlerin versteht. Das ist übrigens die härteste Prüfung für Verstehen, die ich kenne: Wer etwas nicht einfach sagen kann, hat es nicht verstanden.“</w:t>
       </w:r>
     </w:p>
     <w:p>
@@ -8197,7 +8197,7 @@
           <w:b w:val="0"/>
           <w:i w:val="0"/>
         </w:rPr>
-        <w:t>„Meiser hat seine Kirche gerettet und zu den Deportationen geschwiegen. Bonhoeffer hat an einem Attentat mitgewirkt und ist dafür gehängt worden. Niemöller hat Hitler zuerst gewählt und ist dann im KZ gelandet. Drei Christen, drei völlig verschiedene Wege. Nächste Stunde spannen wir eine Leine quer durch diesen Raum, und Sie hängen diese Menschen daran auf — zwischen Anpassung und Widerstand. Das wird streitig. Und ganz am Ende steht die Frage, vor der Sie sich heute noch drücken dürfen: Wo hätten Sie gehangen?“</w:t>
+        <w:t>„Meiser hat seine Kirche gerettet und zu den Deportationen geschwiegen. Bonhoeffer hat an einem Attentat mitgewirkt und ist dafür gehängt worden. Niemöller hat Hitler zuerst gewählt und ist dann im KZ gelandet. Drei Christen, drei völlig verschiedene Wege. Nächste Stunde spannen wir eine Leine quer durch diesen Raum, und ihr hängt diese Menschen daran auf — zwischen Anpassung und Widerstand. Das wird streitig. Und ganz am Ende steht die Frage, vor der ihr euch heute noch drücken dürft: Wo hättet ihr gehangen?“</w:t>
       </w:r>
     </w:p>
     <w:p>
@@ -9459,7 +9459,7 @@
           <w:b w:val="0"/>
           <w:i w:val="0"/>
         </w:rPr>
-        <w:t xml:space="preserve">Schreiben Sie einen Satz auf, den Sie niemandem zeigen müssen: </w:t>
+        <w:t xml:space="preserve">Schreib einen Satz auf, den du niemandem zeigen musst: </w:t>
       </w:r>
       <w:r>
         <w:rPr>
@@ -9504,7 +9504,7 @@
           <w:b w:val="0"/>
           <w:i w:val="0"/>
         </w:rPr>
-        <w:t>„Behalten Sie diesen Zettel. Der Mann, der diesen Text geschrieben hat, war 1924 stolzer Nationalist, U-Boot-Kommandant im Ersten Weltkrieg, und er hat 1933 mit einiger Sympathie auf die neue Regierung geblickt. Später saß er sieben Jahre in Sachsenhausen und Dachau. Menschen sind nicht von Anfang an Helden oder Feiglinge — sie werden es, Entscheidung für Entscheidung. Fünf solcher Wege liegen jetzt auf Ihren Tischen.“</w:t>
+        <w:t>„Behaltet diesen Zettel. Der Mann, der diesen Text geschrieben hat, war 1924 stolzer Nationalist, U-Boot-Kommandant im Ersten Weltkrieg, und er hat 1933 mit einiger Sympathie auf die neue Regierung geblickt. Später saß er sieben Jahre in Sachsenhausen und Dachau. Menschen sind nicht von Anfang an Helden oder Feiglinge — sie werden es, Entscheidung für Entscheidung. Fünf solcher Wege liegen jetzt auf euren Tischen.“</w:t>
       </w:r>
     </w:p>
     <w:p>
@@ -9657,14 +9657,14 @@
           <w:b w:val="0"/>
           <w:i w:val="0"/>
         </w:rPr>
-        <w:t xml:space="preserve">Findet in Ihrem Text den </w:t>
+        <w:t xml:space="preserve">Findet in eurem Text den </w:t>
       </w:r>
       <w:r>
         <w:rPr>
           <w:b/>
           <w:i w:val="0"/>
         </w:rPr>
-        <w:t>Satz Ihrer Person</w:t>
+        <w:t>Satz eurer Person</w:t>
       </w:r>
       <w:r>
         <w:rPr>
@@ -9813,7 +9813,7 @@
           <w:b w:val="0"/>
           <w:i w:val="0"/>
         </w:rPr>
-        <w:t xml:space="preserve"> Dazwischen ist nichts — kein Raster, keine Markierungen. Den Zwischenraum füllen Sie. Und ich verspreche Ihnen: Sobald die dritte Karte hängt, wird jemand widersprechen wollen. Halten Sie das bitte aus, bis alle fünf hängen.“</w:t>
+        <w:t xml:space="preserve"> Dazwischen ist nichts — kein Raster, keine Markierungen. Den Zwischenraum füllt ihr. Und ich verspreche euch: Sobald die dritte Karte hängt, wird jemand widersprechen wollen. Haltet das bitte aus, bis alle fünf hängen.“</w:t>
       </w:r>
     </w:p>
     <w:p>
@@ -9904,7 +9904,7 @@
           <w:b w:val="0"/>
           <w:i w:val="0"/>
         </w:rPr>
-        <w:t>„Jetzt hängen fünf Menschen an dieser Leine, und ich habe während der Vorträge mindestens vier Gesichter gesehen, die nicht einverstanden waren. Ihre Chance: Wer eine Karte verschieben will, geht nach vorne, hängt sie um und sagt einen Satz dazu. Die Gruppe, deren Karte verschoben wurde, darf einmal zurückverschieben. Danach entscheidet die Klasse per Handzeichen — und die Entscheidung ist nicht endgültig, sondern nur die Position, mit der wir heute nach Hause gehen.“</w:t>
+        <w:t>„Jetzt hängen fünf Menschen an dieser Leine, und ich habe während der Vorträge mindestens vier Gesichter gesehen, die nicht einverstanden waren. Eure Chance: Wer eine Karte verschieben will, geht nach vorne, hängt sie um und sagt einen Satz dazu. Die Gruppe, deren Karte verschoben wurde, darf einmal zurückverschieben. Danach entscheidet die Klasse per Handzeichen — und die Entscheidung ist nicht endgültig, sondern nur die Position, mit der wir heute nach Hause gehen.“</w:t>
       </w:r>
     </w:p>
     <w:p>
@@ -10329,7 +10329,7 @@
           <w:b w:val="0"/>
           <w:i w:val="0"/>
         </w:rPr>
-        <w:t xml:space="preserve">„Ein Satz noch, dann gehen Sie. Dietrich Bonhoeffer wurde am 9. April 1945 im KZ Flossenbürg hingerichtet — das ist in Bayern, keine zwei Stunden von hier. Wenige Tage vorher gab er einem Mitgefangenen einen Gruß für einen Freund in England mit. Der Gruß lautete: </w:t>
+        <w:t xml:space="preserve">„Ein Satz noch, dann geht ihr. Dietrich Bonhoeffer wurde am 9. April 1945 im KZ Flossenbürg hingerichtet — das ist in Bayern, keine zwei Stunden von hier. Wenige Tage vorher gab er einem Mitgefangenen einen Gruß für einen Freund in England mit. Der Gruß lautete: </w:t>
       </w:r>
       <w:r>
         <w:rPr>
@@ -10393,7 +10393,7 @@
           <w:b w:val="0"/>
           <w:i w:val="0"/>
         </w:rPr>
-        <w:t>„Nächste Woche springen wir vierzig Jahre weiter. Gleiches Land, andere Diktatur, und diesmal bringen Sie Ihre Handys mit — Sie bauen eine Ausstellung.“</w:t>
+        <w:t>„Nächste Woche springen wir vierzig Jahre weiter. Gleiches Land, andere Diktatur, und diesmal bringt ihr eure Handys mit — ihr baut eine Ausstellung.“</w:t>
       </w:r>
     </w:p>
     <w:p>
@@ -11585,7 +11585,7 @@
           <w:b w:val="0"/>
           <w:i w:val="0"/>
         </w:rPr>
-        <w:t>Beschreiben Sie, was auf dem Bild passiert. Was wird da gerade aus was gemacht?</w:t>
+        <w:t>Beschreibt, was auf dem Bild passiert. Was wird da gerade aus was gemacht?</w:t>
       </w:r>
     </w:p>
     <w:p>
@@ -11602,7 +11602,7 @@
           <w:b w:val="0"/>
           <w:i w:val="0"/>
         </w:rPr>
-        <w:t>Lesen Sie den Bibelvers. Passt er zum Bild?</w:t>
+        <w:t>Lest den Bibelvers. Passt er zum Bild?</w:t>
       </w:r>
     </w:p>
     <w:p>
@@ -11671,7 +11671,7 @@
           <w:b w:val="0"/>
           <w:i w:val="0"/>
         </w:rPr>
-        <w:t>„Genau da liegt der Witz — und der ist bitter. Die Skulptur, auf der dieses Bild beruht, war ein Geschenk der Sowjetunion an die Vereinten Nationen. Der Staat konnte das Motiv also schlecht verbieten, ohne sich selbst zu widersprechen. Trotzdem hat er die Jugendlichen von der Schule geworfen. Damit sind wir mitten im Thema: In der DDR war die Kirche der einzige Ort, an dem man Sätze sagen durfte, die sonst nirgends erlaubt waren. Das machte sie kostbar — und für den Staat zu einem Problem, das er nicht einfach zerschlagen konnte. Zehn Minuten Hintergrund, dann übernehmen Sie.“</w:t>
+        <w:t>„Genau da liegt der Witz — und der ist bitter. Die Skulptur, auf der dieses Bild beruht, war ein Geschenk der Sowjetunion an die Vereinten Nationen. Der Staat konnte das Motiv also schlecht verbieten, ohne sich selbst zu widersprechen. Trotzdem hat er die Jugendlichen von der Schule geworfen. Damit sind wir mitten im Thema: In der DDR war die Kirche der einzige Ort, an dem man Sätze sagen durfte, die sonst nirgends erlaubt waren. Das machte sie kostbar — und für den Staat zu einem Problem, das er nicht einfach zerschlagen konnte. Zehn Minuten Hintergrund, dann übernehmt ihr.“</w:t>
       </w:r>
     </w:p>
     <w:p>
@@ -11776,7 +11776,7 @@
           <w:b w:val="0"/>
           <w:i w:val="0"/>
         </w:rPr>
-        <w:t>„Das war das Gerüst. Die Geschichten fehlen noch — und die suchen Sie jetzt selbst. Wir bauen eine Ausstellung. Fünf Teams, fünf Tafeln, eine Ausstellung, die am Ende dieser Doppelstunde an dieser Wand hängt und die für den Rest der Einheit hängen bleibt. Handys raus. Und eine Regel, die ich ernst meine: Zu jeder Behauptung auf Ihrer Tafel muss ich fragen dürfen ‚Wo steht das?‘ — und Sie müssen es mir zeigen können.“</w:t>
+        <w:t>„Das war das Gerüst. Die Geschichten fehlen noch — und die sucht ihr jetzt selbst. Wir bauen eine Ausstellung. Fünf Teams, fünf Tafeln, eine Ausstellung, die am Ende dieser Doppelstunde an dieser Wand hängt und die für den Rest der Einheit hängen bleibt. Handys raus. Und eine Regel, die ich ernst meine: Zu jeder Behauptung auf eurer Tafel muss ich fragen dürfen ‚Wo steht das?‘ — und ihr müsst es mir zeigen können.“</w:t>
       </w:r>
     </w:p>
     <w:p>
@@ -12153,7 +12153,7 @@
           <w:b w:val="0"/>
           <w:i w:val="0"/>
         </w:rPr>
-        <w:t xml:space="preserve">„Tafeln an die Wand, in der Reihenfolge der Jahreszahlen. Jeder bekommt drei Klebepunkte. Sie gehen jetzt schweigend durch die Ausstellung — schweigend, wie in einem echten Museum — und kleben Ihre Punkte auf die </w:t>
+        <w:t xml:space="preserve">„Tafeln an die Wand, in der Reihenfolge der Jahreszahlen. Jeder bekommt drei Klebepunkte. Ihr geht jetzt schweigend durch die Ausstellung — schweigend, wie in einem echten Museum — und klebt eure Punkte auf die </w:t>
       </w:r>
       <w:r>
         <w:rPr>
@@ -12167,7 +12167,7 @@
           <w:b w:val="0"/>
           <w:i w:val="0"/>
         </w:rPr>
-        <w:t>, die Sie am meisten beschäftigen. Nicht auf die schönste Tafel. Auf die beste Frage.“</w:t>
+        <w:t>, die euch am meisten beschäftigen. Nicht auf die schönste Tafel. Auf die beste Frage.“</w:t>
       </w:r>
     </w:p>
     <w:p>
@@ -12258,7 +12258,7 @@
           <w:b w:val="0"/>
           <w:i w:val="0"/>
         </w:rPr>
-        <w:t>„Wir haben jetzt zwei Diktaturen gesehen, und in beiden dieselbe Kirche — dieselbe Institution, dieselben Bibeltexte. Aber sie hat sich sehr unterschiedlich verhalten. 1933 hat die Mehrheit gejubelt. 1989 standen die Leute mit Kerzen in der Nikolaikirche, und keiner hat geschossen. Ich möchte, dass Sie den Unterschied nicht bloß spüren, sondern benennen können.“</w:t>
+        <w:t>„Wir haben jetzt zwei Diktaturen gesehen, und in beiden dieselbe Kirche — dieselbe Institution, dieselben Bibeltexte. Aber sie hat sich sehr unterschiedlich verhalten. 1933 hat die Mehrheit gejubelt. 1989 standen die Leute mit Kerzen in der Nikolaikirche, und keiner hat geschossen. Ich möchte, dass ihr den Unterschied nicht bloß spürt, sondern benennen könnt.“</w:t>
       </w:r>
     </w:p>
     <w:p>
@@ -12536,7 +12536,7 @@
           <w:b w:val="0"/>
           <w:i w:val="0"/>
         </w:rPr>
-        <w:t>„Wir sind am Ende der Geschichte angekommen — jedenfalls am Ende des Teils, der in Geschichtsbüchern steht. Nächste Woche steht kein Jahr mehr an der Tafel, sondern dieses. Sie bringen Ihre Handys mit. Wir schauen uns an, wie die Kirchen sich heute politisch äußern, wir werden über eine Partei sprechen, über die in Ihren Familien vermutlich unterschiedlich gedacht wird, und Sie werden am Ende etwas tun, das seit 1934 kaum jemand mehr gemacht hat: Sie schreiben eigene Bekenntnissätze. Und die hängen wir an die Tür.“</w:t>
+        <w:t>„Wir sind am Ende der Geschichte angekommen — jedenfalls am Ende des Teils, der in Geschichtsbüchern steht. Nächste Woche steht kein Jahr mehr an der Tafel, sondern dieses. Ihr bringt eure Handys mit. Wir schauen uns an, wie die Kirchen sich heute politisch äußern, wir werden über eine Partei sprechen, über die in euren Familien vermutlich unterschiedlich gedacht wird, und ihr werdet am Ende etwas tun, das seit 1934 kaum jemand mehr gemacht hat: Ihr schreibt eigene Bekenntnissätze. Und die hängen wir an die Tür.“</w:t>
       </w:r>
     </w:p>
     <w:p>
@@ -13978,7 +13978,7 @@
           <w:b w:val="0"/>
           <w:i w:val="0"/>
         </w:rPr>
-        <w:t>Was fällt Ihnen auf, wenn Sie diese drei Schlagzeilen und das Plakat nebeneinander sehen?</w:t>
+        <w:t>Was fällt euch auf, wenn ihr diese drei Schlagzeilen und das Plakat nebeneinander seht?</w:t>
       </w:r>
     </w:p>
     <w:p>
@@ -14033,7 +14033,7 @@
           <w:b w:val="0"/>
           <w:i w:val="0"/>
         </w:rPr>
-        <w:t>„Sie merken, dass ich vorsichtig formuliere, und ich sage Ihnen auch warum. Wir sprechen heute über eine Partei, die im Bundestag sitzt und die manche Menschen in Ihren Familien wählen. Ich werde Ihnen nicht sagen, was Sie wählen sollen — das steht mir nicht zu und wäre auch verboten. Was wir tun, ist etwas anderes, und dafür sind wir im Religionsunterricht genau richtig: Wir schauen uns an, was die Kirchen sagen, warum sie es sagen, und ob sie es sagen dürfen. Und dann prüfen Sie das mit dem Werkzeug, das Sie sich in den letzten Wochen selbst gebaut haben.“</w:t>
+        <w:t>„Ihr merkt, dass ich vorsichtig formuliere, und ich sage euch auch warum. Wir sprechen heute über eine Partei, die im Bundestag sitzt und die manche Menschen in euren Familien wählen. Ich werde euch nicht sagen, was ihr wählen sollt — das steht mir nicht zu und wäre auch verboten. Was wir tun, ist etwas anderes, und dafür sind wir im Religionsunterricht genau richtig: Wir schauen uns an, was die Kirchen sagen, warum sie es sagen, und ob sie es sagen dürfen. Und dann prüft ihr das mit dem Werkzeug, das ihr euch in den letzten Wochen selbst gebaut habt.“</w:t>
       </w:r>
     </w:p>
     <w:p>
@@ -14272,7 +14272,7 @@
           <w:b w:val="0"/>
           <w:i w:val="0"/>
         </w:rPr>
-        <w:t xml:space="preserve">„Aufgabe 3 war die wichtigste, und ich möchte, dass Sie merken, warum: Wer nur die starken Stellen der eigenen Seite kennt, kann kein Gespräch führen, sondern nur einen Schlagabtausch. Wir machen es jetzt anders herum als sonst. Jede Gruppe stellt </w:t>
+        <w:t xml:space="preserve">„Aufgabe 3 war die wichtigste, und ich möchte, dass ihr merkt, warum: Wer nur die starken Stellen der eigenen Seite kennt, kann kein Gespräch führen, sondern nur einen Schlagabtausch. Wir machen es jetzt anders herum als sonst. Jede Gruppe stellt </w:t>
       </w:r>
       <w:r>
         <w:rPr>
@@ -14412,7 +14412,7 @@
           <w:b w:val="0"/>
           <w:i/>
         </w:rPr>
-        <w:t>„Genau das war 1933 die Mehrheitsmeinung in dieser Kirche. Röm 13, Sie erinnern sich. Und 1934 hat eine Minderheit gesagt: Es gibt eine Grenze. Wo verläuft die Ihrer Meinung nach?“</w:t>
+        <w:t>„Genau das war 1933 die Mehrheitsmeinung in dieser Kirche. Röm 13, ihr erinnert euch. Und 1934 hat eine Minderheit gesagt: Es gibt eine Grenze. Wo verläuft die eurer Meinung nach?“</w:t>
       </w:r>
       <w:r>
         <w:rPr>
@@ -14457,7 +14457,7 @@
           <w:b w:val="0"/>
           <w:i w:val="0"/>
         </w:rPr>
-        <w:t xml:space="preserve">„Sie haben in der dritten Doppelstunde einen Satzanfang übersetzt, den ich Ihnen jetzt zurückgebe. Er lautet: </w:t>
+        <w:t xml:space="preserve">„Ihr habt in der dritten Doppelstunde einen Satzanfang übersetzt, den ich euch jetzt zurückgebe. Er lautet: </w:t>
       </w:r>
       <w:r>
         <w:rPr>
@@ -14471,7 +14471,7 @@
           <w:b w:val="0"/>
           <w:i w:val="0"/>
         </w:rPr>
-        <w:t xml:space="preserve"> 1934 haben acht Sätze in dieser Form eine Kirche verändert. Sie sind jetzt dran. Nicht als Übung, sondern im Ernst: Was müsste heute in dieser Form gesagt werden? Und weil das eine hohe Messlatte ist, gibt es eine Bedingung — jede Ihrer Thesen muss sich an einer Bibelstelle festmachen lassen. Sonst ist es Meinung. Meinungen haben wir schon genug an der Tafel.“</w:t>
+        <w:t xml:space="preserve"> 1934 haben acht Sätze in dieser Form eine Kirche verändert. Ihr seid jetzt dran. Nicht als Übung, sondern im Ernst: Was müsste heute in dieser Form gesagt werden? Und weil das eine hohe Messlatte ist, gibt es eine Bedingung — jede eurer Thesen muss sich an einer Bibelstelle festmachen lassen. Sonst ist es Meinung. Meinungen haben wir schon genug an der Tafel.“</w:t>
       </w:r>
     </w:p>
     <w:p>
@@ -14795,7 +14795,7 @@
           <w:b w:val="0"/>
           <w:i w:val="0"/>
         </w:rPr>
-        <w:t>„Fertig. Und jetzt schauen Sie bitte einmal zur Tür. Die Fläche daneben ist seit sechs Wochen leer, und einige von Ihnen haben mich gefragt, warum. Sie war für heute reserviert. Ein Theologieprofessor hat vor gut fünfhundert Jahren seine Thesen an eine Kirchentür geschlagen, weil er wollte, dass darüber gestritten wird — nicht, weil er sicher war, recht zu haben. In diesem Geist hängen wir jetzt auf.“</w:t>
+        <w:t>„Fertig. Und jetzt schaut bitte einmal zur Tür. Die Fläche daneben ist seit sechs Wochen leer, und einige von euch haben mich gefragt, warum. Sie war für heute reserviert. Ein Theologieprofessor hat vor gut fünfhundert Jahren seine Thesen an eine Kirchentür geschlagen, weil er wollte, dass darüber gestritten wird — nicht, weil er sicher war, recht zu haben. In diesem Geist hängen wir jetzt auf.“</w:t>
       </w:r>
     </w:p>
     <w:p>
@@ -14958,7 +14958,7 @@
           <w:b w:val="0"/>
           <w:i w:val="0"/>
         </w:rPr>
-        <w:t>„Eine Sache fehlt noch, und sie ist die entscheidende. Es ist wohlfeil, Thesen an eine Tür zu hängen, wenn dahinter nichts folgt. Die Bekennende Kirche war genau deshalb schwach: Sie hat 1934 einen großartigen Text geschrieben — und dann zur Verfolgung ihrer jüdischen Nachbarn überwiegend geschwiegen. Ein Bekenntnis, aus dem kein Handeln folgt, ist ein Aufsatz. Also: Was folgt daraus für Sie, hier, in dieser Stadt?“</w:t>
+        <w:t>„Eine Sache fehlt noch, und sie ist die entscheidende. Es ist wohlfeil, Thesen an eine Tür zu hängen, wenn dahinter nichts folgt. Die Bekennende Kirche war genau deshalb schwach: Sie hat 1934 einen großartigen Text geschrieben — und dann zur Verfolgung ihrer jüdischen Nachbarn überwiegend geschwiegen. Ein Bekenntnis, aus dem kein Handeln folgt, ist ein Aufsatz. Also: Was folgt daraus für euch, hier, in dieser Stadt?“</w:t>
       </w:r>
     </w:p>
     <w:p>
@@ -15223,7 +15223,7 @@
           <w:b w:val="0"/>
           <w:i w:val="0"/>
         </w:rPr>
-        <w:t>„Das haben Sie vor drei Wochen aufgeschrieben. Es war Ihre Antwort auf die Frage, was Menschen 1934 geholfen hat zu widersprechen. Lesen Sie es noch einmal — und lesen Sie es diesmal nicht als Geschichte, sondern als Gebrauchsanweisung. Da steht: früh anfangen. Nicht allein sein. Vorher geübt haben. Genau das haben Sie heute getan.“</w:t>
+        <w:t>„Das habt ihr vor drei Wochen aufgeschrieben. Es war eure Antwort auf die Frage, was Menschen 1934 geholfen hat zu widersprechen. Lest es noch einmal — und lest es diesmal nicht als Geschichte, sondern als Gebrauchsanweisung. Da steht: früh anfangen. Nicht allein sein. Vorher geübt haben. Genau das habt ihr heute getan.“</w:t>
       </w:r>
     </w:p>
     <w:p>
@@ -15235,7 +15235,7 @@
           <w:b w:val="0"/>
           <w:i w:val="0"/>
         </w:rPr>
-        <w:t>„Und zum Schluss: Kleben Sie bitte noch einmal auf das Plakat von heute Morgen. Dieselbe Frage, zweiter Klebepunkt, andere Farbe. Ich sage Ihnen nicht, wo Sie kleben sollen. Ich möchte nur, dass Sie sehen, ob dieser Vormittag etwas verschoben hat.“</w:t>
+        <w:t>„Und zum Schluss: Klebt bitte noch einmal auf das Plakat von heute Morgen. Dieselbe Frage, zweiter Klebepunkt, andere Farbe. Ich sage euch nicht, wo ihr kleben sollt. Ich möchte nur, dass ihr seht, ob dieser Vormittag etwas verschoben hat.“</w:t>
       </w:r>
     </w:p>
     <w:p>
@@ -15796,7 +15796,7 @@
           <w:b w:val="0"/>
           <w:i w:val="0"/>
         </w:rPr>
-        <w:t xml:space="preserve"> Nennen Sie zwei Bereiche, in denen Kirche und Staat in Deutschland zusammenarbeiten, und geben Sie jeweils die rechtliche Grundlage an.</w:t>
+        <w:t xml:space="preserve"> Nenne zwei Bereiche, in denen Kirche und Staat in Deutschland zusammenarbeiten, und gib jeweils die rechtliche Grundlage an.</w:t>
       </w:r>
     </w:p>
     <w:p>
@@ -15816,7 +15816,7 @@
           <w:b w:val="0"/>
           <w:i w:val="0"/>
         </w:rPr>
-        <w:t xml:space="preserve"> Erläutern Sie, warum die Barmer Theologische Erklärung von 1934 ein Widerspruch gegen den Nationalsozialismus war, obwohl in ihr weder Hitler noch die NSDAP vorkommen.</w:t>
+        <w:t xml:space="preserve"> Erläutere, warum die Barmer Theologische Erklärung von 1934 ein Widerspruch gegen den Nationalsozialismus war, obwohl in ihr weder Hitler noch die NSDAP vorkommen.</w:t>
       </w:r>
     </w:p>
     <w:p>
@@ -15836,7 +15836,7 @@
           <w:b w:val="0"/>
           <w:i w:val="0"/>
         </w:rPr>
-        <w:t xml:space="preserve"> Beschreiben Sie an einem Beispiel, wie Christen in der DDR sich für Freiheit und Gerechtigkeit einsetzten, und erklären Sie, warum die Kirche dafür überhaupt einen Raum bieten konnte.</w:t>
+        <w:t xml:space="preserve"> Beschreibe an einem Beispiel, wie Christen in der DDR sich für Freiheit und Gerechtigkeit einsetzten, und erkläre, warum die Kirche dafür überhaupt einen Raum bieten konnte.</w:t>
       </w:r>
     </w:p>
     <w:p>
@@ -15856,7 +15856,7 @@
           <w:b w:val="0"/>
           <w:i w:val="0"/>
         </w:rPr>
-        <w:t xml:space="preserve"> „Die Kirche soll sich aus der Politik raushalten.“ Nehmen Sie begründet Stellung. Beziehen Sie ein historisches und ein gegenwärtiges Beispiel ein.</w:t>
+        <w:t xml:space="preserve"> „Die Kirche soll sich aus der Politik raushalten.“ Nimm begründet Stellung. Beziehe ein historisches und ein gegenwärtiges Beispiel ein.</w:t>
       </w:r>
     </w:p>
     <w:p>
@@ -16325,7 +16325,7 @@
           <w:b w:val="0"/>
           <w:i w:val="0"/>
         </w:rPr>
-        <w:t>Alle Materialien sind als Bauanleitung beschrieben, nicht als fertige Kopiervorlage — Quellentexte und Bilder müssen aus den genannten Quellen eingesetzt werden, damit die Rechtslage und die Belegbarkeit stimmen. Fragen Sie zurück, wenn Sie zu einer einzelnen Doppelstunde die Materialien als druckfertige Blätter brauchen: das ist der nächste Schritt.</w:t>
+        <w:t>Alle Materialien sind als Bauanleitung beschrieben, nicht als fertige Kopiervorlage — Quellentexte und Bilder müssen aus den genannten Quellen eingesetzt werden, damit die Rechtslage und die Belegbarkeit stimmen. Frag zurück, wenn du zu einer einzelnen Doppelstunde die Materialien als druckfertige Blätter brauchst: das ist der nächste Schritt.</w:t>
       </w:r>
     </w:p>
     <w:sectPr>
